--- a/state-vignettes/south_dakota_highway_report.docx
+++ b/state-vignettes/south_dakota_highway_report.docx
@@ -10,12 +10,12 @@
         <w:rPr>
           <w:color w:val="FF5500"/>
         </w:rPr>
-        <w:t>South Dakota Ranks 28th in the Nation in Highway Performance and Cost-Effectiveness</w:t>
+        <w:t>South Dakota Ranks 27th in the Nation in Highway Performance and Cost-Effectiveness</w:t>
       </w:r>
     </w:p>
     <w:p>
       <w:r>
-        <w:t>South Dakota’s highway system ranks 28th in the nation in overall cost-effectiveness and condition.</w:t>
+        <w:t>South Dakota’s highway system ranks 27th in the nation in overall cost-effectiveness and condition.</w:t>
       </w:r>
     </w:p>
     <w:p>
@@ -25,42 +25,42 @@
     </w:p>
     <w:p>
       <w:r>
-        <w:t>In safety and condition categories, South Dakota’s highways rank 13th in urban Interstate pavement condition, 4th in rural Interstate pavement condition, 18th in urban arterial pavement condition, 18th in rural arterial pavement condition, 48th in structurally deficient bridges, 10th in urban fatality rate, and 19th in rural fatality rate.</w:t>
+        <w:t>In safety and condition categories, South Dakota’s highways rank 10th in urban Interstate pavement condition, 7th in rural Interstate pavement condition, 18th in urban arterial pavement condition, 24th in rural arterial pavement condition, 48th in structurally deficient bridges, 5th in urban fatality rate, and 28th in rural fatality rate.</w:t>
       </w:r>
     </w:p>
     <w:p>
       <w:r>
-        <w:t>South Dakota ranks 9th out of the 50 states in traffic congestion, and its drivers spend 13.0 hours a year stuck in traffic congestion.</w:t>
+        <w:t>South Dakota ranks 9th out of the 50 states in traffic congestion, and its drivers spend 13.42 hours a year stuck in traffic congestion.</w:t>
       </w:r>
     </w:p>
     <w:p>
       <w:r>
-        <w:t>In spending and cost-effectiveness, South Dakota ranks 25th in capital and bridge disbursements, which are the costs of building new roads and bridges and widening existing ones. South Dakota ranks 40th in maintenance spending, such as the costs of repaving roads and filling in potholes. South Dakota’s administrative disbursements, including office spending that doesn’t make its way to roads, rank 44th nationwide.</w:t>
+        <w:t>In spending and cost-effectiveness, South Dakota ranks 34th in capital and bridge disbursements, which are the costs of building new roads and bridges and widening existing ones. South Dakota ranks 23rd in maintenance spending, such as the costs of repaving roads and filling in potholes. South Dakota’s administrative disbursements, including office spending that doesn’t make its way to roads, rank 41st nationwide.</w:t>
       </w:r>
     </w:p>
     <w:p>
       <w:r>
-        <w:t>Compared to last year, South Dakota has the following notable changes in rankings: Rural Other Principal Arterial Pavement Condition improved by 5 points, from 23 to 18; Urban Fatality Rate improved by 5 points, from 15 to 10; Capital &amp; Bridge Disbursements improved by 6 points, from 31 to 25; Other Disbursements worsened by 13 points, from 12 to 25.</w:t>
+        <w:t>Compared to last year, South Dakota has the following notable changes in rankings: Capital &amp; Bridge Disbursements worsened by 9 points, from 25 to 34; Maintenance Disbursements improved by 17 points, from 40 to 23; Rural Other Principal Arterial Pavement Condition worsened by 6 points, from 18 to 24; Rural Fatality Rate worsened by 9 points, from 19 to 28; Urban Fatality Rate improved by 5 points, from 10 to 5.</w:t>
       </w:r>
     </w:p>
     <w:p>
       <w:r>
-        <w:t>Compared to neighboring and nearby states, South Dakota’s overall highway performance is better than Iowa (35th) and Nebraska (29th); worse than Minnesota (11th), Wyoming (20th), North Dakota (6th), and Montana (22nd).</w:t>
+        <w:t>Compared to neighboring and nearby states, South Dakota’s overall highway performance is better than Iowa (34th); worse than Minnesota (15th), Wyoming (14th), Nebraska (21st), North Dakota (1st), and Montana (25th).</w:t>
       </w:r>
     </w:p>
     <w:p>
       <w:r>
-        <w:t>Comparing its overall performance to similarly populated states, South Dakota ranks better than Delaware (32nd); worse than North Dakota (6th).</w:t>
+        <w:t>Comparing its overall performance to similarly populated states, South Dakota ranks better than Delaware (31st); worse than North Dakota (1st).</w:t>
       </w:r>
     </w:p>
     <w:p>
       <w:r>
-        <w:t>South Dakota’s highway system ranks 28th out of 50 states overall this year, compared to 27th last year.</w:t>
+        <w:t>South Dakota’s highway system ranks 27th out of 50 states overall this year, compared to 28th last year.</w:t>
       </w:r>
     </w:p>
     <w:p>
       <w:r>
-        <w:t>“In terms of improving in the road condition and performance categories, South Dakota should focus on reducing Structurally Deficient Bridges and Other Fatality Rate. South Dakota’s rank of 48th in Structurally Deficient Bridges makes it one of the worst in the nation for this safety metric,” said Baruch Feigenbaum, lead author of the 29th Annual Highway Report and senior managing director of transportation policy at Reason Foundation.</w:t>
+        <w:t>“In terms of improving in the road condition and performance categories, South Dakota should focus on reducing Structurally Deficient Bridges and Other Fatality Rate. South Dakota’s rank of 48th in Structurally Deficient Bridges makes it one of the worst in the nation for this safety metric,” said Baruch Feigenbaum, lead author of the 30th Annual Highway Report and senior managing director of transportation policy at Reason Foundation.</w:t>
       </w:r>
     </w:p>
     <w:p>
@@ -70,7 +70,7 @@
           <w:color w:val="FF5500"/>
           <w:sz w:val="28"/>
         </w:rPr>
-        <w:t>SOUTH DAKOTA’S RANKINGS IN THE 29TH ANNUAL HIGHWAY REPORT</w:t>
+        <w:t>SOUTH DAKOTA’S RANKINGS IN THE 30TH ANNUAL HIGHWAY REPORT</w:t>
       </w:r>
     </w:p>
     <w:tbl>
@@ -148,7 +148,7 @@
               <w:rPr>
                 <w:sz w:val="20"/>
               </w:rPr>
-              <w:t>28</w:t>
+              <w:t>27</w:t>
             </w:r>
           </w:p>
         </w:tc>
@@ -179,7 +179,7 @@
               <w:rPr>
                 <w:sz w:val="20"/>
               </w:rPr>
-              <w:t>25</w:t>
+              <w:t>34</w:t>
             </w:r>
           </w:p>
         </w:tc>
@@ -212,7 +212,7 @@
               <w:rPr>
                 <w:sz w:val="20"/>
               </w:rPr>
-              <w:t>40</w:t>
+              <w:t>23</w:t>
             </w:r>
           </w:p>
         </w:tc>
@@ -243,7 +243,7 @@
               <w:rPr>
                 <w:sz w:val="20"/>
               </w:rPr>
-              <w:t>44</w:t>
+              <w:t>41</w:t>
             </w:r>
           </w:p>
         </w:tc>
@@ -276,7 +276,7 @@
               <w:rPr>
                 <w:sz w:val="20"/>
               </w:rPr>
-              <w:t>25</w:t>
+              <w:t>29</w:t>
             </w:r>
           </w:p>
         </w:tc>
@@ -307,7 +307,7 @@
               <w:rPr>
                 <w:sz w:val="20"/>
               </w:rPr>
-              <w:t>4</w:t>
+              <w:t>7</w:t>
             </w:r>
           </w:p>
         </w:tc>
@@ -340,7 +340,7 @@
               <w:rPr>
                 <w:sz w:val="20"/>
               </w:rPr>
-              <w:t>18</w:t>
+              <w:t>24</w:t>
             </w:r>
           </w:p>
         </w:tc>
@@ -371,7 +371,7 @@
               <w:rPr>
                 <w:sz w:val="20"/>
               </w:rPr>
-              <w:t>13</w:t>
+              <w:t>10</w:t>
             </w:r>
           </w:p>
         </w:tc>
@@ -499,7 +499,7 @@
               <w:rPr>
                 <w:sz w:val="20"/>
               </w:rPr>
-              <w:t>19</w:t>
+              <w:t>28</w:t>
             </w:r>
           </w:p>
         </w:tc>
@@ -532,7 +532,7 @@
               <w:rPr>
                 <w:sz w:val="20"/>
               </w:rPr>
-              <w:t>10</w:t>
+              <w:t>5</w:t>
             </w:r>
           </w:p>
         </w:tc>
@@ -563,7 +563,7 @@
               <w:rPr>
                 <w:sz w:val="20"/>
               </w:rPr>
-              <w:t>44</w:t>
+              <w:t>47</w:t>
             </w:r>
           </w:p>
         </w:tc>
@@ -572,12 +572,12 @@
     <w:p>
       <w:r>
         <w:br/>
-        <w:t>Reason Foundation’s 29th Annual Highway Report measures the condition and cost- effectiveness of state-controlled highways in 13 categories, including pavement and bridge conditions, traffic fatalities, and spending. In the performance categories, ranking first implies the state has the best or lowest fatality rate and its road pavement is in the best condition. A ranking of 50th in performance categories means the state has the worst fatality rates or pavement conditions. In simplified terms, in the cost-effectiveness categories, a rank of 50 means the state spends more money, and a first-place ranking means the state spends less money than other states in that category.</w:t>
+        <w:t>Reason Foundation’s 30th Annual Highway Report measures the condition and cost-effectiveness of state-controlled highways in 13 categories, including pavement and bridge conditions, traffic fatalities, and spending. In the performance categories, ranking first implies the state has the best or lowest fatality rate and its road pavement is in the best condition. A ranking of 50th in performance categories means the state has the worst fatality rates or pavement conditions. In simplified terms, in the cost-effectiveness categories, a rank of 50 means the state spends more money, and a first-place ranking means the state spends less money than other states in that category.</w:t>
       </w:r>
     </w:p>
     <w:p>
       <w:r>
-        <w:t>The report’s data are primarily information each state directly reported to the Federal Highway Administration for 2023. Better Roads and Bridges provides the deficient bridge data, and INRIX.com provides the traffic congestion data.</w:t>
+        <w:t>The report’s data are primarily information each state directly reported to the Federal Highway Administration for 2024. Better Roads and Bridges provides the deficient bridge data, and INRIX.com provides the traffic congestion data.</w:t>
       </w:r>
     </w:p>
     <w:sectPr>
